--- a/output/tables/READ/READ_table1_MS4A1.docx
+++ b/output/tables/READ/READ_table1_MS4A1.docx
@@ -14103,7 +14103,7 @@
                 <w:szCs w:val="18"/>
                 <w:color w:val="000000"/>
               </w:rPr>
-              <w:t xml:space="preserve">0.683</w:t>
+              <w:t xml:space="preserve">&gt;0.999</w:t>
             </w:r>
           </w:p>
         </w:tc>
@@ -14218,117 +14218,117 @@
                 <w:szCs w:val="18"/>
                 <w:color w:val="000000"/>
               </w:rPr>
-              <w:t xml:space="preserve">116 (87.2%)</w:t>
-            </w:r>
-          </w:p>
-        </w:tc>
-        <w:tc>
-          <w:tcPr>
-            <w:tcBorders>
-              <w:bottom w:val="none" w:sz="0" w:space="0" w:color="000000"/>
-              <w:top w:val="none" w:sz="0" w:space="0" w:color="000000"/>
-              <w:left w:val="none" w:sz="0" w:space="0" w:color="000000"/>
-              <w:right w:val="none" w:sz="0" w:space="0" w:color="000000"/>
-            </w:tcBorders>
-            <w:shd w:val="clear" w:color="auto" w:fill="FFFFFF"/>
-            <w:tcMar>
-              <w:top w:w="0" w:type="dxa"/>
-              <w:bottom w:w="0" w:type="dxa"/>
-              <w:left w:w="0" w:type="dxa"/>
-              <w:right w:w="0" w:type="dxa"/>
-            </w:tcMar>
-            <w:vAlign w:val="top"/>
-          </w:tcPr>
-          <w:p>
-            <w:pPr>
-              <w:pStyle w:val="Normal"/>
-              <w:jc w:val="center"/>
-              <w:pBdr>
-                <w:bottom w:val="none" w:sz="0" w:space="0" w:color="000000"/>
-                <w:top w:val="none" w:sz="0" w:space="0" w:color="000000"/>
-                <w:left w:val="none" w:sz="0" w:space="0" w:color="000000"/>
-                <w:right w:val="none" w:sz="0" w:space="0" w:color="000000"/>
-              </w:pBdr>
-              <w:spacing w:after="100" w:before="100" w:line="240"/>
-              <w:ind w:left="100" w:right="100" w:firstLine="0" w:firstLineChars="0"/>
-              <w:rPr>
-                <w:rFonts w:ascii="Times New Roman" w:hAnsi="Times New Roman" w:eastAsia="Times New Roman" w:cs="Times New Roman"/>
-                <w:i w:val="false"/>
-                <w:b w:val="false"/>
-                <w:u w:val="none"/>
-                <w:strike w:val="false"/>
-                <w:sz w:val="18"/>
-                <w:szCs w:val="18"/>
-                <w:color w:val="000000"/>
-              </w:rPr>
-            </w:pPr>
-            <w:r>
-              <w:rPr>
-                <w:rFonts w:ascii="Times New Roman" w:hAnsi="Times New Roman" w:eastAsia="Times New Roman" w:cs="Times New Roman"/>
-                <w:i w:val="false"/>
-                <w:b w:val="false"/>
-                <w:u w:val="none"/>
-                <w:strike w:val="false"/>
-                <w:sz w:val="18"/>
-                <w:szCs w:val="18"/>
-                <w:color w:val="000000"/>
-              </w:rPr>
-              <w:t xml:space="preserve">56 (84.8%)</w:t>
-            </w:r>
-          </w:p>
-        </w:tc>
-        <w:tc>
-          <w:tcPr>
-            <w:tcBorders>
-              <w:bottom w:val="none" w:sz="0" w:space="0" w:color="000000"/>
-              <w:top w:val="none" w:sz="0" w:space="0" w:color="000000"/>
-              <w:left w:val="none" w:sz="0" w:space="0" w:color="000000"/>
-              <w:right w:val="none" w:sz="0" w:space="0" w:color="000000"/>
-            </w:tcBorders>
-            <w:shd w:val="clear" w:color="auto" w:fill="FFFFFF"/>
-            <w:tcMar>
-              <w:top w:w="0" w:type="dxa"/>
-              <w:bottom w:w="0" w:type="dxa"/>
-              <w:left w:w="0" w:type="dxa"/>
-              <w:right w:w="0" w:type="dxa"/>
-            </w:tcMar>
-            <w:vAlign w:val="top"/>
-          </w:tcPr>
-          <w:p>
-            <w:pPr>
-              <w:pStyle w:val="Normal"/>
-              <w:jc w:val="center"/>
-              <w:pBdr>
-                <w:bottom w:val="none" w:sz="0" w:space="0" w:color="000000"/>
-                <w:top w:val="none" w:sz="0" w:space="0" w:color="000000"/>
-                <w:left w:val="none" w:sz="0" w:space="0" w:color="000000"/>
-                <w:right w:val="none" w:sz="0" w:space="0" w:color="000000"/>
-              </w:pBdr>
-              <w:spacing w:after="100" w:before="100" w:line="240"/>
-              <w:ind w:left="100" w:right="100" w:firstLine="0" w:firstLineChars="0"/>
-              <w:rPr>
-                <w:rFonts w:ascii="Times New Roman" w:hAnsi="Times New Roman" w:eastAsia="Times New Roman" w:cs="Times New Roman"/>
-                <w:i w:val="false"/>
-                <w:b w:val="false"/>
-                <w:u w:val="none"/>
-                <w:strike w:val="false"/>
-                <w:sz w:val="18"/>
-                <w:szCs w:val="18"/>
-                <w:color w:val="000000"/>
-              </w:rPr>
-            </w:pPr>
-            <w:r>
-              <w:rPr>
-                <w:rFonts w:ascii="Times New Roman" w:hAnsi="Times New Roman" w:eastAsia="Times New Roman" w:cs="Times New Roman"/>
-                <w:i w:val="false"/>
-                <w:b w:val="false"/>
-                <w:u w:val="none"/>
-                <w:strike w:val="false"/>
-                <w:sz w:val="18"/>
-                <w:szCs w:val="18"/>
-                <w:color w:val="000000"/>
-              </w:rPr>
-              <w:t xml:space="preserve">60 (89.6%)</w:t>
+              <w:t xml:space="preserve">116 (90.6%)</w:t>
+            </w:r>
+          </w:p>
+        </w:tc>
+        <w:tc>
+          <w:tcPr>
+            <w:tcBorders>
+              <w:bottom w:val="none" w:sz="0" w:space="0" w:color="000000"/>
+              <w:top w:val="none" w:sz="0" w:space="0" w:color="000000"/>
+              <w:left w:val="none" w:sz="0" w:space="0" w:color="000000"/>
+              <w:right w:val="none" w:sz="0" w:space="0" w:color="000000"/>
+            </w:tcBorders>
+            <w:shd w:val="clear" w:color="auto" w:fill="FFFFFF"/>
+            <w:tcMar>
+              <w:top w:w="0" w:type="dxa"/>
+              <w:bottom w:w="0" w:type="dxa"/>
+              <w:left w:w="0" w:type="dxa"/>
+              <w:right w:w="0" w:type="dxa"/>
+            </w:tcMar>
+            <w:vAlign w:val="top"/>
+          </w:tcPr>
+          <w:p>
+            <w:pPr>
+              <w:pStyle w:val="Normal"/>
+              <w:jc w:val="center"/>
+              <w:pBdr>
+                <w:bottom w:val="none" w:sz="0" w:space="0" w:color="000000"/>
+                <w:top w:val="none" w:sz="0" w:space="0" w:color="000000"/>
+                <w:left w:val="none" w:sz="0" w:space="0" w:color="000000"/>
+                <w:right w:val="none" w:sz="0" w:space="0" w:color="000000"/>
+              </w:pBdr>
+              <w:spacing w:after="100" w:before="100" w:line="240"/>
+              <w:ind w:left="100" w:right="100" w:firstLine="0" w:firstLineChars="0"/>
+              <w:rPr>
+                <w:rFonts w:ascii="Times New Roman" w:hAnsi="Times New Roman" w:eastAsia="Times New Roman" w:cs="Times New Roman"/>
+                <w:i w:val="false"/>
+                <w:b w:val="false"/>
+                <w:u w:val="none"/>
+                <w:strike w:val="false"/>
+                <w:sz w:val="18"/>
+                <w:szCs w:val="18"/>
+                <w:color w:val="000000"/>
+              </w:rPr>
+            </w:pPr>
+            <w:r>
+              <w:rPr>
+                <w:rFonts w:ascii="Times New Roman" w:hAnsi="Times New Roman" w:eastAsia="Times New Roman" w:cs="Times New Roman"/>
+                <w:i w:val="false"/>
+                <w:b w:val="false"/>
+                <w:u w:val="none"/>
+                <w:strike w:val="false"/>
+                <w:sz w:val="18"/>
+                <w:szCs w:val="18"/>
+                <w:color w:val="000000"/>
+              </w:rPr>
+              <w:t xml:space="preserve">56 (90.3%)</w:t>
+            </w:r>
+          </w:p>
+        </w:tc>
+        <w:tc>
+          <w:tcPr>
+            <w:tcBorders>
+              <w:bottom w:val="none" w:sz="0" w:space="0" w:color="000000"/>
+              <w:top w:val="none" w:sz="0" w:space="0" w:color="000000"/>
+              <w:left w:val="none" w:sz="0" w:space="0" w:color="000000"/>
+              <w:right w:val="none" w:sz="0" w:space="0" w:color="000000"/>
+            </w:tcBorders>
+            <w:shd w:val="clear" w:color="auto" w:fill="FFFFFF"/>
+            <w:tcMar>
+              <w:top w:w="0" w:type="dxa"/>
+              <w:bottom w:w="0" w:type="dxa"/>
+              <w:left w:w="0" w:type="dxa"/>
+              <w:right w:w="0" w:type="dxa"/>
+            </w:tcMar>
+            <w:vAlign w:val="top"/>
+          </w:tcPr>
+          <w:p>
+            <w:pPr>
+              <w:pStyle w:val="Normal"/>
+              <w:jc w:val="center"/>
+              <w:pBdr>
+                <w:bottom w:val="none" w:sz="0" w:space="0" w:color="000000"/>
+                <w:top w:val="none" w:sz="0" w:space="0" w:color="000000"/>
+                <w:left w:val="none" w:sz="0" w:space="0" w:color="000000"/>
+                <w:right w:val="none" w:sz="0" w:space="0" w:color="000000"/>
+              </w:pBdr>
+              <w:spacing w:after="100" w:before="100" w:line="240"/>
+              <w:ind w:left="100" w:right="100" w:firstLine="0" w:firstLineChars="0"/>
+              <w:rPr>
+                <w:rFonts w:ascii="Times New Roman" w:hAnsi="Times New Roman" w:eastAsia="Times New Roman" w:cs="Times New Roman"/>
+                <w:i w:val="false"/>
+                <w:b w:val="false"/>
+                <w:u w:val="none"/>
+                <w:strike w:val="false"/>
+                <w:sz w:val="18"/>
+                <w:szCs w:val="18"/>
+                <w:color w:val="000000"/>
+              </w:rPr>
+            </w:pPr>
+            <w:r>
+              <w:rPr>
+                <w:rFonts w:ascii="Times New Roman" w:hAnsi="Times New Roman" w:eastAsia="Times New Roman" w:cs="Times New Roman"/>
+                <w:i w:val="false"/>
+                <w:b w:val="false"/>
+                <w:u w:val="none"/>
+                <w:strike w:val="false"/>
+                <w:sz w:val="18"/>
+                <w:szCs w:val="18"/>
+                <w:color w:val="000000"/>
+              </w:rPr>
+              <w:t xml:space="preserve">60 (90.9%)</w:t>
             </w:r>
           </w:p>
         </w:tc>
@@ -14498,62 +14498,62 @@
                 <w:szCs w:val="18"/>
                 <w:color w:val="000000"/>
               </w:rPr>
-              <w:t xml:space="preserve">2 (1.5%)</w:t>
-            </w:r>
-          </w:p>
-        </w:tc>
-        <w:tc>
-          <w:tcPr>
-            <w:tcBorders>
-              <w:bottom w:val="none" w:sz="0" w:space="0" w:color="000000"/>
-              <w:top w:val="none" w:sz="0" w:space="0" w:color="000000"/>
-              <w:left w:val="none" w:sz="0" w:space="0" w:color="000000"/>
-              <w:right w:val="none" w:sz="0" w:space="0" w:color="000000"/>
-            </w:tcBorders>
-            <w:shd w:val="clear" w:color="auto" w:fill="FFFFFF"/>
-            <w:tcMar>
-              <w:top w:w="0" w:type="dxa"/>
-              <w:bottom w:w="0" w:type="dxa"/>
-              <w:left w:w="0" w:type="dxa"/>
-              <w:right w:w="0" w:type="dxa"/>
-            </w:tcMar>
-            <w:vAlign w:val="top"/>
-          </w:tcPr>
-          <w:p>
-            <w:pPr>
-              <w:pStyle w:val="Normal"/>
-              <w:jc w:val="center"/>
-              <w:pBdr>
-                <w:bottom w:val="none" w:sz="0" w:space="0" w:color="000000"/>
-                <w:top w:val="none" w:sz="0" w:space="0" w:color="000000"/>
-                <w:left w:val="none" w:sz="0" w:space="0" w:color="000000"/>
-                <w:right w:val="none" w:sz="0" w:space="0" w:color="000000"/>
-              </w:pBdr>
-              <w:spacing w:after="100" w:before="100" w:line="240"/>
-              <w:ind w:left="100" w:right="100" w:firstLine="0" w:firstLineChars="0"/>
-              <w:rPr>
-                <w:rFonts w:ascii="Times New Roman" w:hAnsi="Times New Roman" w:eastAsia="Times New Roman" w:cs="Times New Roman"/>
-                <w:i w:val="false"/>
-                <w:b w:val="false"/>
-                <w:u w:val="none"/>
-                <w:strike w:val="false"/>
-                <w:sz w:val="18"/>
-                <w:szCs w:val="18"/>
-                <w:color w:val="000000"/>
-              </w:rPr>
-            </w:pPr>
-            <w:r>
-              <w:rPr>
-                <w:rFonts w:ascii="Times New Roman" w:hAnsi="Times New Roman" w:eastAsia="Times New Roman" w:cs="Times New Roman"/>
-                <w:i w:val="false"/>
-                <w:b w:val="false"/>
-                <w:u w:val="none"/>
-                <w:strike w:val="false"/>
-                <w:sz w:val="18"/>
-                <w:szCs w:val="18"/>
-                <w:color w:val="000000"/>
-              </w:rPr>
-              <w:t xml:space="preserve">1 (1.5%)</w:t>
+              <w:t xml:space="preserve">2 (1.6%)</w:t>
+            </w:r>
+          </w:p>
+        </w:tc>
+        <w:tc>
+          <w:tcPr>
+            <w:tcBorders>
+              <w:bottom w:val="none" w:sz="0" w:space="0" w:color="000000"/>
+              <w:top w:val="none" w:sz="0" w:space="0" w:color="000000"/>
+              <w:left w:val="none" w:sz="0" w:space="0" w:color="000000"/>
+              <w:right w:val="none" w:sz="0" w:space="0" w:color="000000"/>
+            </w:tcBorders>
+            <w:shd w:val="clear" w:color="auto" w:fill="FFFFFF"/>
+            <w:tcMar>
+              <w:top w:w="0" w:type="dxa"/>
+              <w:bottom w:w="0" w:type="dxa"/>
+              <w:left w:w="0" w:type="dxa"/>
+              <w:right w:w="0" w:type="dxa"/>
+            </w:tcMar>
+            <w:vAlign w:val="top"/>
+          </w:tcPr>
+          <w:p>
+            <w:pPr>
+              <w:pStyle w:val="Normal"/>
+              <w:jc w:val="center"/>
+              <w:pBdr>
+                <w:bottom w:val="none" w:sz="0" w:space="0" w:color="000000"/>
+                <w:top w:val="none" w:sz="0" w:space="0" w:color="000000"/>
+                <w:left w:val="none" w:sz="0" w:space="0" w:color="000000"/>
+                <w:right w:val="none" w:sz="0" w:space="0" w:color="000000"/>
+              </w:pBdr>
+              <w:spacing w:after="100" w:before="100" w:line="240"/>
+              <w:ind w:left="100" w:right="100" w:firstLine="0" w:firstLineChars="0"/>
+              <w:rPr>
+                <w:rFonts w:ascii="Times New Roman" w:hAnsi="Times New Roman" w:eastAsia="Times New Roman" w:cs="Times New Roman"/>
+                <w:i w:val="false"/>
+                <w:b w:val="false"/>
+                <w:u w:val="none"/>
+                <w:strike w:val="false"/>
+                <w:sz w:val="18"/>
+                <w:szCs w:val="18"/>
+                <w:color w:val="000000"/>
+              </w:rPr>
+            </w:pPr>
+            <w:r>
+              <w:rPr>
+                <w:rFonts w:ascii="Times New Roman" w:hAnsi="Times New Roman" w:eastAsia="Times New Roman" w:cs="Times New Roman"/>
+                <w:i w:val="false"/>
+                <w:b w:val="false"/>
+                <w:u w:val="none"/>
+                <w:strike w:val="false"/>
+                <w:sz w:val="18"/>
+                <w:szCs w:val="18"/>
+                <w:color w:val="000000"/>
+              </w:rPr>
+              <w:t xml:space="preserve">1 (1.6%)</w:t>
             </w:r>
           </w:p>
         </w:tc>
@@ -14778,7 +14778,62 @@
                 <w:szCs w:val="18"/>
                 <w:color w:val="000000"/>
               </w:rPr>
-              <w:t xml:space="preserve">10 (7.5%)</w:t>
+              <w:t xml:space="preserve">10 (7.8%)</w:t>
+            </w:r>
+          </w:p>
+        </w:tc>
+        <w:tc>
+          <w:tcPr>
+            <w:tcBorders>
+              <w:bottom w:val="none" w:sz="0" w:space="0" w:color="000000"/>
+              <w:top w:val="none" w:sz="0" w:space="0" w:color="000000"/>
+              <w:left w:val="none" w:sz="0" w:space="0" w:color="000000"/>
+              <w:right w:val="none" w:sz="0" w:space="0" w:color="000000"/>
+            </w:tcBorders>
+            <w:shd w:val="clear" w:color="auto" w:fill="FFFFFF"/>
+            <w:tcMar>
+              <w:top w:w="0" w:type="dxa"/>
+              <w:bottom w:w="0" w:type="dxa"/>
+              <w:left w:w="0" w:type="dxa"/>
+              <w:right w:w="0" w:type="dxa"/>
+            </w:tcMar>
+            <w:vAlign w:val="top"/>
+          </w:tcPr>
+          <w:p>
+            <w:pPr>
+              <w:pStyle w:val="Normal"/>
+              <w:jc w:val="center"/>
+              <w:pBdr>
+                <w:bottom w:val="none" w:sz="0" w:space="0" w:color="000000"/>
+                <w:top w:val="none" w:sz="0" w:space="0" w:color="000000"/>
+                <w:left w:val="none" w:sz="0" w:space="0" w:color="000000"/>
+                <w:right w:val="none" w:sz="0" w:space="0" w:color="000000"/>
+              </w:pBdr>
+              <w:spacing w:after="100" w:before="100" w:line="240"/>
+              <w:ind w:left="100" w:right="100" w:firstLine="0" w:firstLineChars="0"/>
+              <w:rPr>
+                <w:rFonts w:ascii="Times New Roman" w:hAnsi="Times New Roman" w:eastAsia="Times New Roman" w:cs="Times New Roman"/>
+                <w:i w:val="false"/>
+                <w:b w:val="false"/>
+                <w:u w:val="none"/>
+                <w:strike w:val="false"/>
+                <w:sz w:val="18"/>
+                <w:szCs w:val="18"/>
+                <w:color w:val="000000"/>
+              </w:rPr>
+            </w:pPr>
+            <w:r>
+              <w:rPr>
+                <w:rFonts w:ascii="Times New Roman" w:hAnsi="Times New Roman" w:eastAsia="Times New Roman" w:cs="Times New Roman"/>
+                <w:i w:val="false"/>
+                <w:b w:val="false"/>
+                <w:u w:val="none"/>
+                <w:strike w:val="false"/>
+                <w:sz w:val="18"/>
+                <w:szCs w:val="18"/>
+                <w:color w:val="000000"/>
+              </w:rPr>
+              <w:t xml:space="preserve">5 (8.1%)</w:t>
             </w:r>
           </w:p>
         </w:tc>
@@ -14834,61 +14889,6 @@
                 <w:color w:val="000000"/>
               </w:rPr>
               <w:t xml:space="preserve">5 (7.6%)</w:t>
-            </w:r>
-          </w:p>
-        </w:tc>
-        <w:tc>
-          <w:tcPr>
-            <w:tcBorders>
-              <w:bottom w:val="none" w:sz="0" w:space="0" w:color="000000"/>
-              <w:top w:val="none" w:sz="0" w:space="0" w:color="000000"/>
-              <w:left w:val="none" w:sz="0" w:space="0" w:color="000000"/>
-              <w:right w:val="none" w:sz="0" w:space="0" w:color="000000"/>
-            </w:tcBorders>
-            <w:shd w:val="clear" w:color="auto" w:fill="FFFFFF"/>
-            <w:tcMar>
-              <w:top w:w="0" w:type="dxa"/>
-              <w:bottom w:w="0" w:type="dxa"/>
-              <w:left w:w="0" w:type="dxa"/>
-              <w:right w:w="0" w:type="dxa"/>
-            </w:tcMar>
-            <w:vAlign w:val="top"/>
-          </w:tcPr>
-          <w:p>
-            <w:pPr>
-              <w:pStyle w:val="Normal"/>
-              <w:jc w:val="center"/>
-              <w:pBdr>
-                <w:bottom w:val="none" w:sz="0" w:space="0" w:color="000000"/>
-                <w:top w:val="none" w:sz="0" w:space="0" w:color="000000"/>
-                <w:left w:val="none" w:sz="0" w:space="0" w:color="000000"/>
-                <w:right w:val="none" w:sz="0" w:space="0" w:color="000000"/>
-              </w:pBdr>
-              <w:spacing w:after="100" w:before="100" w:line="240"/>
-              <w:ind w:left="100" w:right="100" w:firstLine="0" w:firstLineChars="0"/>
-              <w:rPr>
-                <w:rFonts w:ascii="Times New Roman" w:hAnsi="Times New Roman" w:eastAsia="Times New Roman" w:cs="Times New Roman"/>
-                <w:i w:val="false"/>
-                <w:b w:val="false"/>
-                <w:u w:val="none"/>
-                <w:strike w:val="false"/>
-                <w:sz w:val="18"/>
-                <w:szCs w:val="18"/>
-                <w:color w:val="000000"/>
-              </w:rPr>
-            </w:pPr>
-            <w:r>
-              <w:rPr>
-                <w:rFonts w:ascii="Times New Roman" w:hAnsi="Times New Roman" w:eastAsia="Times New Roman" w:cs="Times New Roman"/>
-                <w:i w:val="false"/>
-                <w:b w:val="false"/>
-                <w:u w:val="none"/>
-                <w:strike w:val="false"/>
-                <w:sz w:val="18"/>
-                <w:szCs w:val="18"/>
-                <w:color w:val="000000"/>
-              </w:rPr>
-              <w:t xml:space="preserve">5 (7.5%)</w:t>
             </w:r>
           </w:p>
         </w:tc>
@@ -15003,286 +15003,6 @@
                 <w:szCs w:val="18"/>
                 <w:color w:val="000000"/>
               </w:rPr>
-              <w:t xml:space="preserve">RX</w:t>
-            </w:r>
-          </w:p>
-        </w:tc>
-        <w:tc>
-          <w:tcPr>
-            <w:tcBorders>
-              <w:bottom w:val="none" w:sz="0" w:space="0" w:color="000000"/>
-              <w:top w:val="none" w:sz="0" w:space="0" w:color="000000"/>
-              <w:left w:val="none" w:sz="0" w:space="0" w:color="000000"/>
-              <w:right w:val="none" w:sz="0" w:space="0" w:color="000000"/>
-            </w:tcBorders>
-            <w:shd w:val="clear" w:color="auto" w:fill="FFFFFF"/>
-            <w:tcMar>
-              <w:top w:w="0" w:type="dxa"/>
-              <w:bottom w:w="0" w:type="dxa"/>
-              <w:left w:w="0" w:type="dxa"/>
-              <w:right w:w="0" w:type="dxa"/>
-            </w:tcMar>
-            <w:vAlign w:val="top"/>
-          </w:tcPr>
-          <w:p>
-            <w:pPr>
-              <w:pStyle w:val="Normal"/>
-              <w:jc w:val="center"/>
-              <w:pBdr>
-                <w:bottom w:val="none" w:sz="0" w:space="0" w:color="000000"/>
-                <w:top w:val="none" w:sz="0" w:space="0" w:color="000000"/>
-                <w:left w:val="none" w:sz="0" w:space="0" w:color="000000"/>
-                <w:right w:val="none" w:sz="0" w:space="0" w:color="000000"/>
-              </w:pBdr>
-              <w:spacing w:after="100" w:before="100" w:line="240"/>
-              <w:ind w:left="100" w:right="100" w:firstLine="0" w:firstLineChars="0"/>
-              <w:rPr>
-                <w:rFonts w:ascii="Times New Roman" w:hAnsi="Times New Roman" w:eastAsia="Times New Roman" w:cs="Times New Roman"/>
-                <w:i w:val="false"/>
-                <w:b w:val="false"/>
-                <w:u w:val="none"/>
-                <w:strike w:val="false"/>
-                <w:sz w:val="18"/>
-                <w:szCs w:val="18"/>
-                <w:color w:val="000000"/>
-              </w:rPr>
-            </w:pPr>
-            <w:r>
-              <w:rPr>
-                <w:rFonts w:ascii="Times New Roman" w:hAnsi="Times New Roman" w:eastAsia="Times New Roman" w:cs="Times New Roman"/>
-                <w:i w:val="false"/>
-                <w:b w:val="false"/>
-                <w:u w:val="none"/>
-                <w:strike w:val="false"/>
-                <w:sz w:val="18"/>
-                <w:szCs w:val="18"/>
-                <w:color w:val="000000"/>
-              </w:rPr>
-              <w:t xml:space="preserve">5 (3.8%)</w:t>
-            </w:r>
-          </w:p>
-        </w:tc>
-        <w:tc>
-          <w:tcPr>
-            <w:tcBorders>
-              <w:bottom w:val="none" w:sz="0" w:space="0" w:color="000000"/>
-              <w:top w:val="none" w:sz="0" w:space="0" w:color="000000"/>
-              <w:left w:val="none" w:sz="0" w:space="0" w:color="000000"/>
-              <w:right w:val="none" w:sz="0" w:space="0" w:color="000000"/>
-            </w:tcBorders>
-            <w:shd w:val="clear" w:color="auto" w:fill="FFFFFF"/>
-            <w:tcMar>
-              <w:top w:w="0" w:type="dxa"/>
-              <w:bottom w:w="0" w:type="dxa"/>
-              <w:left w:w="0" w:type="dxa"/>
-              <w:right w:w="0" w:type="dxa"/>
-            </w:tcMar>
-            <w:vAlign w:val="top"/>
-          </w:tcPr>
-          <w:p>
-            <w:pPr>
-              <w:pStyle w:val="Normal"/>
-              <w:jc w:val="center"/>
-              <w:pBdr>
-                <w:bottom w:val="none" w:sz="0" w:space="0" w:color="000000"/>
-                <w:top w:val="none" w:sz="0" w:space="0" w:color="000000"/>
-                <w:left w:val="none" w:sz="0" w:space="0" w:color="000000"/>
-                <w:right w:val="none" w:sz="0" w:space="0" w:color="000000"/>
-              </w:pBdr>
-              <w:spacing w:after="100" w:before="100" w:line="240"/>
-              <w:ind w:left="100" w:right="100" w:firstLine="0" w:firstLineChars="0"/>
-              <w:rPr>
-                <w:rFonts w:ascii="Times New Roman" w:hAnsi="Times New Roman" w:eastAsia="Times New Roman" w:cs="Times New Roman"/>
-                <w:i w:val="false"/>
-                <w:b w:val="false"/>
-                <w:u w:val="none"/>
-                <w:strike w:val="false"/>
-                <w:sz w:val="18"/>
-                <w:szCs w:val="18"/>
-                <w:color w:val="000000"/>
-              </w:rPr>
-            </w:pPr>
-            <w:r>
-              <w:rPr>
-                <w:rFonts w:ascii="Times New Roman" w:hAnsi="Times New Roman" w:eastAsia="Times New Roman" w:cs="Times New Roman"/>
-                <w:i w:val="false"/>
-                <w:b w:val="false"/>
-                <w:u w:val="none"/>
-                <w:strike w:val="false"/>
-                <w:sz w:val="18"/>
-                <w:szCs w:val="18"/>
-                <w:color w:val="000000"/>
-              </w:rPr>
-              <w:t xml:space="preserve">4 (6.1%)</w:t>
-            </w:r>
-          </w:p>
-        </w:tc>
-        <w:tc>
-          <w:tcPr>
-            <w:tcBorders>
-              <w:bottom w:val="none" w:sz="0" w:space="0" w:color="000000"/>
-              <w:top w:val="none" w:sz="0" w:space="0" w:color="000000"/>
-              <w:left w:val="none" w:sz="0" w:space="0" w:color="000000"/>
-              <w:right w:val="none" w:sz="0" w:space="0" w:color="000000"/>
-            </w:tcBorders>
-            <w:shd w:val="clear" w:color="auto" w:fill="FFFFFF"/>
-            <w:tcMar>
-              <w:top w:w="0" w:type="dxa"/>
-              <w:bottom w:w="0" w:type="dxa"/>
-              <w:left w:w="0" w:type="dxa"/>
-              <w:right w:w="0" w:type="dxa"/>
-            </w:tcMar>
-            <w:vAlign w:val="top"/>
-          </w:tcPr>
-          <w:p>
-            <w:pPr>
-              <w:pStyle w:val="Normal"/>
-              <w:jc w:val="center"/>
-              <w:pBdr>
-                <w:bottom w:val="none" w:sz="0" w:space="0" w:color="000000"/>
-                <w:top w:val="none" w:sz="0" w:space="0" w:color="000000"/>
-                <w:left w:val="none" w:sz="0" w:space="0" w:color="000000"/>
-                <w:right w:val="none" w:sz="0" w:space="0" w:color="000000"/>
-              </w:pBdr>
-              <w:spacing w:after="100" w:before="100" w:line="240"/>
-              <w:ind w:left="100" w:right="100" w:firstLine="0" w:firstLineChars="0"/>
-              <w:rPr>
-                <w:rFonts w:ascii="Times New Roman" w:hAnsi="Times New Roman" w:eastAsia="Times New Roman" w:cs="Times New Roman"/>
-                <w:i w:val="false"/>
-                <w:b w:val="false"/>
-                <w:u w:val="none"/>
-                <w:strike w:val="false"/>
-                <w:sz w:val="18"/>
-                <w:szCs w:val="18"/>
-                <w:color w:val="000000"/>
-              </w:rPr>
-            </w:pPr>
-            <w:r>
-              <w:rPr>
-                <w:rFonts w:ascii="Times New Roman" w:hAnsi="Times New Roman" w:eastAsia="Times New Roman" w:cs="Times New Roman"/>
-                <w:i w:val="false"/>
-                <w:b w:val="false"/>
-                <w:u w:val="none"/>
-                <w:strike w:val="false"/>
-                <w:sz w:val="18"/>
-                <w:szCs w:val="18"/>
-                <w:color w:val="000000"/>
-              </w:rPr>
-              <w:t xml:space="preserve">1 (1.5%)</w:t>
-            </w:r>
-          </w:p>
-        </w:tc>
-        <w:tc>
-          <w:tcPr>
-            <w:tcBorders>
-              <w:bottom w:val="none" w:sz="0" w:space="0" w:color="000000"/>
-              <w:top w:val="none" w:sz="0" w:space="0" w:color="000000"/>
-              <w:left w:val="none" w:sz="0" w:space="0" w:color="000000"/>
-              <w:right w:val="none" w:sz="0" w:space="0" w:color="000000"/>
-            </w:tcBorders>
-            <w:shd w:val="clear" w:color="auto" w:fill="FFFFFF"/>
-            <w:tcMar>
-              <w:top w:w="0" w:type="dxa"/>
-              <w:bottom w:w="0" w:type="dxa"/>
-              <w:left w:w="0" w:type="dxa"/>
-              <w:right w:w="0" w:type="dxa"/>
-            </w:tcMar>
-            <w:vAlign w:val="top"/>
-          </w:tcPr>
-          <w:p>
-            <w:pPr>
-              <w:pStyle w:val="Normal"/>
-              <w:jc w:val="center"/>
-              <w:pBdr>
-                <w:bottom w:val="none" w:sz="0" w:space="0" w:color="000000"/>
-                <w:top w:val="none" w:sz="0" w:space="0" w:color="000000"/>
-                <w:left w:val="none" w:sz="0" w:space="0" w:color="000000"/>
-                <w:right w:val="none" w:sz="0" w:space="0" w:color="000000"/>
-              </w:pBdr>
-              <w:spacing w:after="100" w:before="100" w:line="240"/>
-              <w:ind w:left="100" w:right="100" w:firstLine="0" w:firstLineChars="0"/>
-              <w:rPr>
-                <w:rFonts w:ascii="Times New Roman" w:hAnsi="Times New Roman" w:eastAsia="Times New Roman" w:cs="Times New Roman"/>
-                <w:i w:val="false"/>
-                <w:b w:val="false"/>
-                <w:u w:val="none"/>
-                <w:strike w:val="false"/>
-                <w:sz w:val="18"/>
-                <w:szCs w:val="18"/>
-                <w:color w:val="000000"/>
-              </w:rPr>
-            </w:pPr>
-            <w:r>
-              <w:rPr>
-                <w:rFonts w:ascii="Times New Roman" w:hAnsi="Times New Roman" w:eastAsia="Times New Roman" w:cs="Times New Roman"/>
-                <w:i w:val="false"/>
-                <w:b w:val="false"/>
-                <w:u w:val="none"/>
-                <w:strike w:val="false"/>
-                <w:sz w:val="18"/>
-                <w:szCs w:val="18"/>
-                <w:color w:val="000000"/>
-              </w:rPr>
-              <w:t xml:space="preserve"/>
-            </w:r>
-          </w:p>
-        </w:tc>
-      </w:tr>
-      <w:tr>
-        <w:trPr>
-          <w:trHeight w:val="560" w:hRule="auto"/>
-        </w:trPr>
-        <w:tc>
-          <w:tcPr>
-            <w:tcBorders>
-              <w:bottom w:val="none" w:sz="0" w:space="0" w:color="000000"/>
-              <w:top w:val="none" w:sz="0" w:space="0" w:color="000000"/>
-              <w:left w:val="none" w:sz="0" w:space="0" w:color="000000"/>
-              <w:right w:val="none" w:sz="0" w:space="0" w:color="000000"/>
-            </w:tcBorders>
-            <w:shd w:val="clear" w:color="auto" w:fill="FFFFFF"/>
-            <w:tcMar>
-              <w:top w:w="0" w:type="dxa"/>
-              <w:bottom w:w="0" w:type="dxa"/>
-              <w:left w:w="0" w:type="dxa"/>
-              <w:right w:w="0" w:type="dxa"/>
-            </w:tcMar>
-            <w:vAlign w:val="top"/>
-          </w:tcPr>
-          <w:p>
-            <w:pPr>
-              <w:pStyle w:val="Normal"/>
-              <w:jc w:val="left"/>
-              <w:pBdr>
-                <w:bottom w:val="none" w:sz="0" w:space="0" w:color="000000"/>
-                <w:top w:val="none" w:sz="0" w:space="0" w:color="000000"/>
-                <w:left w:val="none" w:sz="0" w:space="0" w:color="000000"/>
-                <w:right w:val="none" w:sz="0" w:space="0" w:color="000000"/>
-              </w:pBdr>
-              <w:spacing w:after="100" w:before="100" w:line="240"/>
-              <w:ind w:left="300" w:right="100" w:firstLine="0" w:firstLineChars="0"/>
-              <w:rPr>
-                <w:rFonts w:ascii="Times New Roman" w:hAnsi="Times New Roman" w:eastAsia="Times New Roman" w:cs="Times New Roman"/>
-                <w:i w:val="false"/>
-                <w:b w:val="false"/>
-                <w:u w:val="none"/>
-                <w:strike w:val="false"/>
-                <w:sz w:val="18"/>
-                <w:szCs w:val="18"/>
-                <w:color w:val="000000"/>
-              </w:rPr>
-            </w:pPr>
-            <w:r>
-              <w:rPr>
-                <w:rFonts w:ascii="Times New Roman" w:hAnsi="Times New Roman" w:eastAsia="Times New Roman" w:cs="Times New Roman"/>
-                <w:i w:val="false"/>
-                <w:b w:val="false"/>
-                <w:u w:val="none"/>
-                <w:strike w:val="false"/>
-                <w:sz w:val="18"/>
-                <w:szCs w:val="18"/>
-                <w:color w:val="000000"/>
-              </w:rPr>
               <w:t xml:space="preserve">Missing</w:t>
             </w:r>
           </w:p>
@@ -15338,7 +15058,62 @@
                 <w:szCs w:val="18"/>
                 <w:color w:val="000000"/>
               </w:rPr>
-              <w:t xml:space="preserve">25</w:t>
+              <w:t xml:space="preserve">30</w:t>
+            </w:r>
+          </w:p>
+        </w:tc>
+        <w:tc>
+          <w:tcPr>
+            <w:tcBorders>
+              <w:bottom w:val="none" w:sz="0" w:space="0" w:color="000000"/>
+              <w:top w:val="none" w:sz="0" w:space="0" w:color="000000"/>
+              <w:left w:val="none" w:sz="0" w:space="0" w:color="000000"/>
+              <w:right w:val="none" w:sz="0" w:space="0" w:color="000000"/>
+            </w:tcBorders>
+            <w:shd w:val="clear" w:color="auto" w:fill="FFFFFF"/>
+            <w:tcMar>
+              <w:top w:w="0" w:type="dxa"/>
+              <w:bottom w:w="0" w:type="dxa"/>
+              <w:left w:w="0" w:type="dxa"/>
+              <w:right w:w="0" w:type="dxa"/>
+            </w:tcMar>
+            <w:vAlign w:val="top"/>
+          </w:tcPr>
+          <w:p>
+            <w:pPr>
+              <w:pStyle w:val="Normal"/>
+              <w:jc w:val="center"/>
+              <w:pBdr>
+                <w:bottom w:val="none" w:sz="0" w:space="0" w:color="000000"/>
+                <w:top w:val="none" w:sz="0" w:space="0" w:color="000000"/>
+                <w:left w:val="none" w:sz="0" w:space="0" w:color="000000"/>
+                <w:right w:val="none" w:sz="0" w:space="0" w:color="000000"/>
+              </w:pBdr>
+              <w:spacing w:after="100" w:before="100" w:line="240"/>
+              <w:ind w:left="100" w:right="100" w:firstLine="0" w:firstLineChars="0"/>
+              <w:rPr>
+                <w:rFonts w:ascii="Times New Roman" w:hAnsi="Times New Roman" w:eastAsia="Times New Roman" w:cs="Times New Roman"/>
+                <w:i w:val="false"/>
+                <w:b w:val="false"/>
+                <w:u w:val="none"/>
+                <w:strike w:val="false"/>
+                <w:sz w:val="18"/>
+                <w:szCs w:val="18"/>
+                <w:color w:val="000000"/>
+              </w:rPr>
+            </w:pPr>
+            <w:r>
+              <w:rPr>
+                <w:rFonts w:ascii="Times New Roman" w:hAnsi="Times New Roman" w:eastAsia="Times New Roman" w:cs="Times New Roman"/>
+                <w:i w:val="false"/>
+                <w:b w:val="false"/>
+                <w:u w:val="none"/>
+                <w:strike w:val="false"/>
+                <w:sz w:val="18"/>
+                <w:szCs w:val="18"/>
+                <w:color w:val="000000"/>
+              </w:rPr>
+              <w:t xml:space="preserve">17</w:t>
             </w:r>
           </w:p>
         </w:tc>
@@ -15394,61 +15169,6 @@
                 <w:color w:val="000000"/>
               </w:rPr>
               <w:t xml:space="preserve">13</w:t>
-            </w:r>
-          </w:p>
-        </w:tc>
-        <w:tc>
-          <w:tcPr>
-            <w:tcBorders>
-              <w:bottom w:val="none" w:sz="0" w:space="0" w:color="000000"/>
-              <w:top w:val="none" w:sz="0" w:space="0" w:color="000000"/>
-              <w:left w:val="none" w:sz="0" w:space="0" w:color="000000"/>
-              <w:right w:val="none" w:sz="0" w:space="0" w:color="000000"/>
-            </w:tcBorders>
-            <w:shd w:val="clear" w:color="auto" w:fill="FFFFFF"/>
-            <w:tcMar>
-              <w:top w:w="0" w:type="dxa"/>
-              <w:bottom w:w="0" w:type="dxa"/>
-              <w:left w:w="0" w:type="dxa"/>
-              <w:right w:w="0" w:type="dxa"/>
-            </w:tcMar>
-            <w:vAlign w:val="top"/>
-          </w:tcPr>
-          <w:p>
-            <w:pPr>
-              <w:pStyle w:val="Normal"/>
-              <w:jc w:val="center"/>
-              <w:pBdr>
-                <w:bottom w:val="none" w:sz="0" w:space="0" w:color="000000"/>
-                <w:top w:val="none" w:sz="0" w:space="0" w:color="000000"/>
-                <w:left w:val="none" w:sz="0" w:space="0" w:color="000000"/>
-                <w:right w:val="none" w:sz="0" w:space="0" w:color="000000"/>
-              </w:pBdr>
-              <w:spacing w:after="100" w:before="100" w:line="240"/>
-              <w:ind w:left="100" w:right="100" w:firstLine="0" w:firstLineChars="0"/>
-              <w:rPr>
-                <w:rFonts w:ascii="Times New Roman" w:hAnsi="Times New Roman" w:eastAsia="Times New Roman" w:cs="Times New Roman"/>
-                <w:i w:val="false"/>
-                <w:b w:val="false"/>
-                <w:u w:val="none"/>
-                <w:strike w:val="false"/>
-                <w:sz w:val="18"/>
-                <w:szCs w:val="18"/>
-                <w:color w:val="000000"/>
-              </w:rPr>
-            </w:pPr>
-            <w:r>
-              <w:rPr>
-                <w:rFonts w:ascii="Times New Roman" w:hAnsi="Times New Roman" w:eastAsia="Times New Roman" w:cs="Times New Roman"/>
-                <w:i w:val="false"/>
-                <w:b w:val="false"/>
-                <w:u w:val="none"/>
-                <w:strike w:val="false"/>
-                <w:sz w:val="18"/>
-                <w:szCs w:val="18"/>
-                <w:color w:val="000000"/>
-              </w:rPr>
-              <w:t xml:space="preserve">12</w:t>
             </w:r>
           </w:p>
         </w:tc>
